--- a/Foreground Masking/documentation/SEP_Spike_Gate_Interactive_Program_Documentation.docx
+++ b/Foreground Masking/documentation/SEP_Spike_Gate_Interactive_Program_Documentation.docx
@@ -1490,7 +1490,7 @@
         <w:color w:val="5A5A5A"/>
         <w:sz w:val="18"/>
       </w:rPr>
-      <w:t>Generated 2026-07-15</w:t>
+      <w:t>Generated 2026-07-19</w:t>
     </w:r>
   </w:p>
 </w:ftr>

--- a/Foreground Masking/documentation/SEP_Spike_Gate_Interactive_Program_Documentation.docx
+++ b/Foreground Masking/documentation/SEP_Spike_Gate_Interactive_Program_Documentation.docx
@@ -238,7 +238,7 @@
               <w:spacing w:after="0"/>
             </w:pPr>
             <w:r>
-              <w:t>Same sources as SEP Interactive</w:t>
+              <w:t>Shared foreground manifest sources</w:t>
             </w:r>
           </w:p>
         </w:tc>
@@ -1490,7 +1490,7 @@
         <w:color w:val="5A5A5A"/>
         <w:sz w:val="18"/>
       </w:rPr>
-      <w:t>Generated 2026-07-19</w:t>
+      <w:t>Generated 2026-07-22</w:t>
     </w:r>
   </w:p>
 </w:ftr>

--- a/Foreground Masking/documentation/SEP_Spike_Gate_Interactive_Program_Documentation.docx
+++ b/Foreground Masking/documentation/SEP_Spike_Gate_Interactive_Program_Documentation.docx
@@ -61,7 +61,7 @@
                 <w:b/>
                 <w:color w:val="0B2545"/>
               </w:rPr>
-              <w:t>Program: Foreground Masking/interactive_sep_spike_gate_parameter_tester.py</w:t>
+              <w:t>Program: Foreground Masking/Interactive tools/interactive_sep_spike_gate_parameter_tester.py</w:t>
             </w:r>
           </w:p>
         </w:tc>
@@ -84,7 +84,7 @@
           <w:rFonts w:ascii="Consolas" w:hAnsi="Consolas"/>
           <w:sz w:val="20"/>
         </w:rPr>
-        <w:t>python "Foreground Masking/interactive_sep_spike_gate_parameter_tester.py"</w:t>
+        <w:t>python "Foreground Masking/Interactive tools/interactive_sep_spike_gate_parameter_tester.py"</w:t>
       </w:r>
     </w:p>
     <w:p>
@@ -1490,7 +1490,7 @@
         <w:color w:val="5A5A5A"/>
         <w:sz w:val="18"/>
       </w:rPr>
-      <w:t>Generated 2026-07-22</w:t>
+      <w:t>Generated 2026-07-27</w:t>
     </w:r>
   </w:p>
 </w:ftr>
